--- a/public/docs/FuelSync_Competitive_Landscape.docx
+++ b/public/docs/FuelSync_Competitive_Landscape.docx
@@ -784,21 +784,37 @@
           <w:sz w:val="24"/>
           <w:szCs w:val="24"/>
         </w:rPr>
-        <w:t xml:space="preserve">The most technically relevant emerging competitor. Premium pricing approximately AUD $17–20/month. Core mechanic uses a coaching algorithm that updates macro targets weekly based on logged intake and weight changes — explicitly designed not to punish deviations. Built by the Barbell Medicine / Stronger by Science ecosystem, targeting performance-oriented users.</w:t>
-      </w:r>
-    </w:p>
-    <w:p>
-      <w:pPr>
-        <w:spacing w:after="200" w:before="0"/>
-      </w:pPr>
-      <w:r>
-        <w:rPr>
-          <w:rFonts w:ascii="Arial" w:cs="Arial" w:eastAsia="Arial" w:hAnsi="Arial"/>
-          <w:color w:val="4A4A6A"/>
-          <w:sz w:val="24"/>
-          <w:szCs w:val="24"/>
-        </w:rPr>
-        <w:t xml:space="preserve">MacroFactor is the strongest signal that the market is moving toward algorithmic coaching rather than static plans, and that non-judgmental design is becoming a recognised differentiator. However it remains logging-dependent, skews toward performance and body composition rather than everyday behaviour change, and has no community mechanic or neurodivergent functionality.</w:t>
+        <w:t xml:space="preserve">Available in Australia on both the App Store and Google Play, with an Australian food database and local barcode scanning. Australian App Store pricing: $17.49/month, $68.99 for 6 months (~$11.50/month), or $103.99/year (~$8.67/month). A 7-day free trial is available. Core mechanic uses a coaching algorithm that updates macro targets weekly based on logged intake and weight changes — explicitly designed not to punish deviations. Built by the Barbell Medicine/Stronger by Science ecosystem, targeting performance-oriented users.</w:t>
+      </w:r>
+    </w:p>
+    <w:p>
+      <w:pPr>
+        <w:spacing w:after="200" w:before="0"/>
+      </w:pPr>
+      <w:r>
+        <w:rPr>
+          <w:rFonts w:ascii="Arial" w:cs="Arial" w:eastAsia="Arial" w:hAnsi="Arial"/>
+          <w:color w:val="4A4A6A"/>
+          <w:sz w:val="24"/>
+          <w:szCs w:val="24"/>
+        </w:rPr>
+        <w:t xml:space="preserve">MacroFactor is the strongest signal that the market is moving toward algorithmic coaching rather than static plans, and that non-judgmental design is becoming a recognised differentiator. However it remains logging-dependent, skews toward performance and body composition rather than everyday behaviour change, has no community mechanic or neurodivergent functionality, and its annual price of AUD $103.99 is higher than FuelSync Premium at $119.99/year — making FuelSync price-competitive with the most technically advanced existing alternative.</w:t>
+      </w:r>
+    </w:p>
+    <w:p>
+      <w:pPr>
+        <w:spacing w:after="200" w:before="0"/>
+      </w:pPr>
+      <w:r>
+        <w:rPr>
+          <w:rFonts w:ascii="Arial" w:cs="Arial" w:eastAsia="Arial" w:hAnsi="Arial"/>
+          <w:i/>
+          <w:iCs/>
+          <w:color w:val="888888"/>
+          <w:sz w:val="22"/>
+          <w:szCs w:val="22"/>
+        </w:rPr>
+        <w:t xml:space="preserve">Source: Apple App Store Australia — MacroFactor listing (2026); macrofactor.com</w:t>
       </w:r>
     </w:p>
     <w:p>
@@ -2595,7 +2611,7 @@
                 <w:sz w:val="22"/>
                 <w:szCs w:val="22"/>
               </w:rPr>
-              <w:t xml:space="preserve">Yes — Coles/Woolies</w:t>
+              <w:t xml:space="preserve">Yes — community-sourced</w:t>
             </w:r>
           </w:p>
         </w:tc>
@@ -3431,6 +3447,36 @@
           <w:szCs w:val="24"/>
         </w:rPr>
         <w:t xml:space="preserve">No competitor has a neurodivergent mode. No competitor has invested in the product design decisions — sensory profiling, safe-food tracking, texture and ingredient filtering — required to serve this population. And no competitor is positioned to access NDIS funding. This is not a feature gap. It is a market FuelSync enters alone, with a funded revenue stream that removes consumer price sensitivity entirely.</w:t>
+      </w:r>
+    </w:p>
+    <w:p>
+      <w:pPr>
+        <w:spacing w:after="200" w:before="0"/>
+      </w:pPr>
+      <w:r>
+        <w:rPr>
+          <w:rFonts w:ascii="Arial" w:cs="Arial" w:eastAsia="Arial" w:hAnsi="Arial"/>
+          <w:b/>
+          <w:bCs/>
+          <w:color w:val="1A1A2E"/>
+          <w:sz w:val="24"/>
+          <w:szCs w:val="24"/>
+        </w:rPr>
+        <w:t xml:space="preserve">4. Community-sourced local pricing — a data moat no API can replicate</w:t>
+      </w:r>
+    </w:p>
+    <w:p>
+      <w:pPr>
+        <w:spacing w:after="200" w:before="0"/>
+      </w:pPr>
+      <w:r>
+        <w:rPr>
+          <w:rFonts w:ascii="Arial" w:cs="Arial" w:eastAsia="Arial" w:hAnsi="Arial"/>
+          <w:color w:val="4A4A6A"/>
+          <w:sz w:val="24"/>
+          <w:szCs w:val="24"/>
+        </w:rPr>
+        <w:t xml:space="preserve">Every meal card on FuelSync includes what the user paid and where they bought it — Coles, Woolworths, local Asian grocers, Pacific Island markets, corner stores. The community builds the price database from day one. No supermarket API exists in Australia as of 2025 (the ACCC recommended mandatory pricing APIs in March 2025 but legislation is pending). When that legislation passes, official price feeds will integrate directly into the already-built community pricing system — adding a verified second layer on top of hyperlocal data that no centralised feed could ever replicate. Incumbents who have not built community meal card infrastructure cannot access this data at all.</w:t>
       </w:r>
     </w:p>
     <w:p>
